--- a/BACKUP&RECOVERY/09장/09장_실습문제_추가서술형_정답.docx
+++ b/BACKUP&RECOVERY/09장/09장_실습문제_추가서술형_정답.docx
@@ -4362,7 +4362,7 @@
           <w:rFonts w:ascii="Consolas" w:hAnsi="Consolas" w:eastAsia="Consolas"/>
           <w:sz w:val="19"/>
         </w:rPr>
-        <w:t>SYS@orcl&gt; !ls -l /u01/app/oracle/oradata/ORCL/*.dbf</w:t>
+        <w:t>SYS@orcl&gt; !ls -l /u01/app/oracle/oradata/orcl/*.dbf</w:t>
       </w:r>
     </w:p>
     <w:p>
@@ -4468,7 +4468,7 @@
           <w:rFonts w:ascii="Consolas" w:hAnsi="Consolas" w:eastAsia="Consolas"/>
           <w:sz w:val="19"/>
         </w:rPr>
-        <w:t>SYS@orcl&gt; !cp -p /home/oracle/backup/ch09/*.dbf /u01/app/oracle/oradata/ORCL/</w:t>
+        <w:t>SYS@orcl&gt; !cp -p /home/oracle/backup/ch09/*.dbf /u01/app/oracle/oradata/orcl/</w:t>
       </w:r>
     </w:p>
     <w:p>
@@ -4708,7 +4708,7 @@
           <w:rFonts w:ascii="Consolas" w:hAnsi="Consolas" w:eastAsia="Consolas"/>
           <w:sz w:val="19"/>
         </w:rPr>
-        <w:t>SYS@orcl&gt; !mkdir -p /u02/oradata/ORCL</w:t>
+        <w:t>SYS@orcl&gt; !mkdir -p /u02/oradata/orcl</w:t>
       </w:r>
     </w:p>
     <w:p>
@@ -4761,7 +4761,7 @@
           <w:rFonts w:ascii="Consolas" w:hAnsi="Consolas" w:eastAsia="Consolas"/>
           <w:sz w:val="19"/>
         </w:rPr>
-        <w:t>SYS@orcl&gt; !cp -p /home/oracle/backup/ch09/*.dbf /u02/oradata/ORCL/</w:t>
+        <w:t>SYS@orcl&gt; !cp -p /home/oracle/backup/ch09/*.dbf /u02/oradata/orcl/</w:t>
       </w:r>
     </w:p>
     <w:p>
@@ -4826,7 +4826,7 @@
           <w:rFonts w:ascii="Consolas" w:hAnsi="Consolas" w:eastAsia="Consolas"/>
           <w:sz w:val="19"/>
         </w:rPr>
-        <w:t xml:space="preserve">  2         ' TO ''' || REPLACE(name, '/u01/app/oracle/oradata/ORCL',</w:t>
+        <w:t xml:space="preserve">  2         ' TO ''' || REPLACE(name, '/u01/app/oracle/oradata/orcl',</w:t>
       </w:r>
     </w:p>
     <w:p>
@@ -4839,7 +4839,7 @@
           <w:rFonts w:ascii="Consolas" w:hAnsi="Consolas" w:eastAsia="Consolas"/>
           <w:sz w:val="19"/>
         </w:rPr>
-        <w:t xml:space="preserve">  3         '/u02/oradata/ORCL') || ''';'</w:t>
+        <w:t xml:space="preserve">  3         '/u02/oradata/orcl') || ''';'</w:t>
       </w:r>
     </w:p>
     <w:p>
@@ -5289,7 +5289,7 @@
           <w:rFonts w:ascii="Consolas" w:hAnsi="Consolas" w:eastAsia="Consolas"/>
           <w:sz w:val="19"/>
         </w:rPr>
-        <w:t xml:space="preserve">                 /u01/app/oracle/oradata/ORCL/</w:t>
+        <w:t xml:space="preserve">                 /u01/app/oracle/oradata/orcl/</w:t>
       </w:r>
     </w:p>
     <w:p>
@@ -5673,7 +5673,7 @@
           <w:rFonts w:ascii="Consolas" w:hAnsi="Consolas" w:eastAsia="Consolas"/>
           <w:sz w:val="19"/>
         </w:rPr>
-        <w:t xml:space="preserve">  2    DATAFILE '/u01/app/oracle/oradata/ORCL/undotbs02.dbf' SIZE 300M;</w:t>
+        <w:t xml:space="preserve">  2    DATAFILE '/u01/app/oracle/oradata/orcl/undotbs02.dbf' SIZE 300M;</w:t>
       </w:r>
     </w:p>
     <w:p>
@@ -6234,7 +6234,7 @@
           <w:rFonts w:ascii="Consolas" w:hAnsi="Consolas" w:eastAsia="Consolas"/>
           <w:sz w:val="19"/>
         </w:rPr>
-        <w:t>SYS@orcl&gt; !cp -p /u03/arch2/1_38_1200530011.dbf /u02/arch1/</w:t>
+        <w:t>SYS@orcl&gt; !cp -p /u03/arch2/arch_1_38_1200533800.arc /home/oracle/arch1/</w:t>
       </w:r>
     </w:p>
     <w:p>
@@ -6766,7 +6766,7 @@
           <w:rFonts w:ascii="Consolas" w:hAnsi="Consolas" w:eastAsia="Consolas"/>
           <w:sz w:val="19"/>
         </w:rPr>
-        <w:t>SYS@orcl&gt; !ls -t /u02/arch1/*.dbf | tail -20 | xargs -I{} mv {} /u03/arch_old/</w:t>
+        <w:t>SYS@orcl&gt; !ls -t /home/oracle/arch1/*.dbf | tail -20 | xargs -I{} mv {} /u03/arch_old/</w:t>
       </w:r>
     </w:p>
     <w:p>
